--- a/docs/проектирование базы данных.docx
+++ b/docs/проектирование базы данных.docx
@@ -4,6 +4,14 @@
   <w:body>
     <w:p>
       <w:pPr>
+        <w:pStyle w:val="a7"/>
+      </w:pPr>
+      <w:r>
+        <w:t>Пользователи и роли</w:t>
+      </w:r>
+    </w:p>
+    <w:p>
+      <w:pPr>
         <w:pStyle w:val="a8"/>
         <w:rPr>
           <w:b/>
@@ -25,26 +33,44 @@
           <w:ilvl w:val="0"/>
           <w:numId w:val="13"/>
         </w:numPr>
-      </w:pPr>
-      <w:proofErr w:type="spellStart"/>
-      <w:r>
-        <w:t>id</w:t>
-      </w:r>
-      <w:proofErr w:type="spellEnd"/>
-      <w:r>
-        <w:t xml:space="preserve"> (</w:t>
-      </w:r>
-      <w:proofErr w:type="spellStart"/>
-      <w:r>
-        <w:t>Integer</w:t>
-      </w:r>
-      <w:proofErr w:type="spellEnd"/>
-      <w:r>
-        <w:t xml:space="preserve">, </w:t>
-      </w:r>
-      <w:proofErr w:type="spellStart"/>
-      <w:r>
-        <w:t>Primary</w:t>
+        <w:rPr>
+          <w:lang w:val="en-US"/>
+        </w:rPr>
+      </w:pPr>
+      <w:r>
+        <w:rPr>
+          <w:lang w:val="en-US"/>
+        </w:rPr>
+        <w:t>id (Integer, Primary Key) — unique identifier</w:t>
+      </w:r>
+    </w:p>
+    <w:p>
+      <w:pPr>
+        <w:pStyle w:val="a8"/>
+        <w:numPr>
+          <w:ilvl w:val="0"/>
+          <w:numId w:val="13"/>
+        </w:numPr>
+      </w:pPr>
+      <w:proofErr w:type="spellStart"/>
+      <w:r>
+        <w:t>username</w:t>
+      </w:r>
+      <w:proofErr w:type="spellEnd"/>
+      <w:r>
+        <w:t xml:space="preserve"> (</w:t>
+      </w:r>
+      <w:proofErr w:type="spellStart"/>
+      <w:r>
+        <w:t>CharField</w:t>
+      </w:r>
+      <w:proofErr w:type="spellEnd"/>
+      <w:r>
+        <w:t xml:space="preserve">) — </w:t>
+      </w:r>
+      <w:proofErr w:type="spellStart"/>
+      <w:r>
+        <w:t>login</w:t>
       </w:r>
       <w:proofErr w:type="spellEnd"/>
       <w:r>
@@ -52,7 +78,29 @@
       </w:r>
       <w:proofErr w:type="spellStart"/>
       <w:r>
-        <w:t>Key</w:t>
+        <w:t>name</w:t>
+      </w:r>
+      <w:proofErr w:type="spellEnd"/>
+    </w:p>
+    <w:p>
+      <w:pPr>
+        <w:pStyle w:val="a8"/>
+        <w:numPr>
+          <w:ilvl w:val="0"/>
+          <w:numId w:val="13"/>
+        </w:numPr>
+      </w:pPr>
+      <w:proofErr w:type="spellStart"/>
+      <w:r>
+        <w:t>email</w:t>
+      </w:r>
+      <w:proofErr w:type="spellEnd"/>
+      <w:r>
+        <w:t xml:space="preserve"> (</w:t>
+      </w:r>
+      <w:proofErr w:type="spellStart"/>
+      <w:r>
+        <w:t>EmailField</w:t>
       </w:r>
       <w:proofErr w:type="spellEnd"/>
       <w:r>
@@ -60,7 +108,7 @@
       </w:r>
       <w:proofErr w:type="spellStart"/>
       <w:r>
-        <w:t>unique</w:t>
+        <w:t>user</w:t>
       </w:r>
       <w:proofErr w:type="spellEnd"/>
       <w:r>
@@ -68,7 +116,7 @@
       </w:r>
       <w:proofErr w:type="spellStart"/>
       <w:r>
-        <w:t>identifier</w:t>
+        <w:t>email</w:t>
       </w:r>
       <w:proofErr w:type="spellEnd"/>
     </w:p>
@@ -82,7 +130,7 @@
       </w:pPr>
       <w:proofErr w:type="spellStart"/>
       <w:r>
-        <w:t>username</w:t>
+        <w:t>password</w:t>
       </w:r>
       <w:proofErr w:type="spellEnd"/>
       <w:r>
@@ -98,7 +146,7 @@
       </w:r>
       <w:proofErr w:type="spellStart"/>
       <w:r>
-        <w:t>login</w:t>
+        <w:t>hashed</w:t>
       </w:r>
       <w:proofErr w:type="spellEnd"/>
       <w:r>
@@ -106,84 +154,10 @@
       </w:r>
       <w:proofErr w:type="spellStart"/>
       <w:r>
-        <w:t>name</w:t>
-      </w:r>
-      <w:proofErr w:type="spellEnd"/>
-    </w:p>
-    <w:p>
-      <w:pPr>
-        <w:pStyle w:val="a8"/>
-        <w:numPr>
-          <w:ilvl w:val="0"/>
-          <w:numId w:val="13"/>
-        </w:numPr>
-      </w:pPr>
-      <w:proofErr w:type="spellStart"/>
-      <w:r>
-        <w:t>email</w:t>
-      </w:r>
-      <w:proofErr w:type="spellEnd"/>
-      <w:r>
-        <w:t xml:space="preserve"> (</w:t>
-      </w:r>
-      <w:proofErr w:type="spellStart"/>
-      <w:r>
-        <w:t>EmailField</w:t>
-      </w:r>
-      <w:proofErr w:type="spellEnd"/>
-      <w:r>
-        <w:t xml:space="preserve">) — </w:t>
-      </w:r>
-      <w:proofErr w:type="spellStart"/>
-      <w:r>
-        <w:t>user</w:t>
-      </w:r>
-      <w:proofErr w:type="spellEnd"/>
-      <w:r>
-        <w:t xml:space="preserve"> </w:t>
-      </w:r>
-      <w:proofErr w:type="spellStart"/>
-      <w:r>
-        <w:t>email</w:t>
-      </w:r>
-      <w:proofErr w:type="spellEnd"/>
-    </w:p>
-    <w:p>
-      <w:pPr>
-        <w:pStyle w:val="a8"/>
-        <w:numPr>
-          <w:ilvl w:val="0"/>
-          <w:numId w:val="13"/>
-        </w:numPr>
-      </w:pPr>
-      <w:proofErr w:type="spellStart"/>
-      <w:r>
         <w:t>password</w:t>
       </w:r>
-      <w:proofErr w:type="spellEnd"/>
-      <w:r>
-        <w:t xml:space="preserve"> (</w:t>
-      </w:r>
-      <w:proofErr w:type="spellStart"/>
-      <w:r>
-        <w:t>CharField</w:t>
-      </w:r>
-      <w:proofErr w:type="spellEnd"/>
-      <w:r>
-        <w:t xml:space="preserve">) — </w:t>
-      </w:r>
-      <w:proofErr w:type="spellStart"/>
-      <w:r>
-        <w:t>hashed</w:t>
-      </w:r>
-      <w:proofErr w:type="spellEnd"/>
-      <w:r>
-        <w:t xml:space="preserve"> </w:t>
-      </w:r>
-      <w:proofErr w:type="spellStart"/>
-      <w:r>
-        <w:t>password</w:t>
-      </w:r>
+      <w:bookmarkStart w:id="0" w:name="_GoBack"/>
+      <w:bookmarkEnd w:id="0"/>
       <w:proofErr w:type="spellEnd"/>
     </w:p>
     <w:p>
@@ -585,6 +559,22 @@
     <w:p>
       <w:pPr>
         <w:pStyle w:val="a8"/>
+        <w:rPr>
+          <w:b/>
+        </w:rPr>
+      </w:pPr>
+      <w:proofErr w:type="spellStart"/>
+      <w:r>
+        <w:rPr>
+          <w:b/>
+        </w:rPr>
+        <w:t>Role</w:t>
+      </w:r>
+      <w:proofErr w:type="spellEnd"/>
+    </w:p>
+    <w:p>
+      <w:pPr>
+        <w:pStyle w:val="a8"/>
         <w:numPr>
           <w:ilvl w:val="0"/>
           <w:numId w:val="14"/>
@@ -592,7 +582,31 @@
       </w:pPr>
       <w:proofErr w:type="spellStart"/>
       <w:r>
-        <w:t>Role</w:t>
+        <w:t>id</w:t>
+      </w:r>
+      <w:proofErr w:type="spellEnd"/>
+      <w:r>
+        <w:t xml:space="preserve"> (</w:t>
+      </w:r>
+      <w:proofErr w:type="spellStart"/>
+      <w:r>
+        <w:t>Integer</w:t>
+      </w:r>
+      <w:proofErr w:type="spellEnd"/>
+      <w:r>
+        <w:t xml:space="preserve">) — </w:t>
+      </w:r>
+      <w:proofErr w:type="spellStart"/>
+      <w:r>
+        <w:t>role</w:t>
+      </w:r>
+      <w:proofErr w:type="spellEnd"/>
+      <w:r>
+        <w:t xml:space="preserve"> </w:t>
+      </w:r>
+      <w:proofErr w:type="spellStart"/>
+      <w:r>
+        <w:t>id</w:t>
       </w:r>
       <w:proofErr w:type="spellEnd"/>
     </w:p>
@@ -603,100 +617,40 @@
           <w:ilvl w:val="0"/>
           <w:numId w:val="14"/>
         </w:numPr>
-      </w:pPr>
-      <w:proofErr w:type="spellStart"/>
-      <w:r>
-        <w:t>id</w:t>
-      </w:r>
-      <w:proofErr w:type="spellEnd"/>
-      <w:r>
-        <w:t xml:space="preserve"> (</w:t>
-      </w:r>
-      <w:proofErr w:type="spellStart"/>
-      <w:r>
-        <w:t>Integer</w:t>
-      </w:r>
-      <w:proofErr w:type="spellEnd"/>
-      <w:r>
-        <w:t xml:space="preserve">) — </w:t>
-      </w:r>
-      <w:proofErr w:type="spellStart"/>
-      <w:r>
-        <w:t>role</w:t>
-      </w:r>
-      <w:proofErr w:type="spellEnd"/>
-      <w:r>
-        <w:t xml:space="preserve"> </w:t>
-      </w:r>
-      <w:proofErr w:type="spellStart"/>
-      <w:r>
-        <w:t>id</w:t>
-      </w:r>
-      <w:proofErr w:type="spellEnd"/>
-    </w:p>
-    <w:p>
-      <w:pPr>
-        <w:pStyle w:val="a8"/>
-        <w:numPr>
-          <w:ilvl w:val="0"/>
-          <w:numId w:val="14"/>
-        </w:numPr>
-      </w:pPr>
-      <w:proofErr w:type="spellStart"/>
-      <w:r>
-        <w:t>name</w:t>
-      </w:r>
-      <w:proofErr w:type="spellEnd"/>
-      <w:r>
-        <w:t xml:space="preserve"> (</w:t>
-      </w:r>
-      <w:proofErr w:type="spellStart"/>
-      <w:r>
+        <w:rPr>
+          <w:lang w:val="en-US"/>
+        </w:rPr>
+      </w:pPr>
+      <w:r>
+        <w:rPr>
+          <w:lang w:val="en-US"/>
+        </w:rPr>
+        <w:t>name (</w:t>
+      </w:r>
+      <w:proofErr w:type="spellStart"/>
+      <w:r>
+        <w:rPr>
+          <w:lang w:val="en-US"/>
+        </w:rPr>
         <w:t>CharField</w:t>
       </w:r>
       <w:proofErr w:type="spellEnd"/>
       <w:r>
-        <w:t xml:space="preserve">) — </w:t>
-      </w:r>
-      <w:proofErr w:type="spellStart"/>
-      <w:r>
-        <w:t>role</w:t>
-      </w:r>
-      <w:proofErr w:type="spellEnd"/>
-      <w:r>
-        <w:t xml:space="preserve"> </w:t>
-      </w:r>
-      <w:proofErr w:type="spellStart"/>
-      <w:r>
-        <w:t>name</w:t>
-      </w:r>
-      <w:proofErr w:type="spellEnd"/>
-      <w:r>
-        <w:t xml:space="preserve"> (</w:t>
-      </w:r>
-      <w:proofErr w:type="spellStart"/>
-      <w:r>
-        <w:t>customer</w:t>
-      </w:r>
-      <w:proofErr w:type="spellEnd"/>
-      <w:r>
-        <w:t xml:space="preserve">, </w:t>
-      </w:r>
-      <w:proofErr w:type="spellStart"/>
-      <w:r>
-        <w:t>employee</w:t>
-      </w:r>
-      <w:proofErr w:type="spellEnd"/>
-      <w:r>
-        <w:t xml:space="preserve">, </w:t>
-      </w:r>
-      <w:proofErr w:type="spellStart"/>
-      <w:r>
-        <w:t>admin</w:t>
-      </w:r>
-      <w:proofErr w:type="spellEnd"/>
-      <w:r>
-        <w:t>)</w:t>
+        <w:rPr>
+          <w:lang w:val="en-US"/>
+        </w:rPr>
+        <w:t>) — role name (customer, employee, admin)</w:t>
+      </w:r>
+    </w:p>
+    <w:p>
+      <w:pPr>
+        <w:pStyle w:val="a7"/>
+        <w:rPr>
+          <w:lang w:val="en-US"/>
+        </w:rPr>
+      </w:pPr>
+      <w:r>
+        <w:t>Каталог книг</w:t>
       </w:r>
     </w:p>
     <w:p>
@@ -825,6 +779,7 @@
       </w:pPr>
       <w:proofErr w:type="spellStart"/>
       <w:r>
+        <w:lastRenderedPageBreak/>
         <w:t>birth_date</w:t>
       </w:r>
       <w:proofErr w:type="spellEnd"/>
@@ -866,7 +821,6 @@
       </w:pPr>
       <w:proofErr w:type="spellStart"/>
       <w:r>
-        <w:lastRenderedPageBreak/>
         <w:t>id</w:t>
       </w:r>
       <w:proofErr w:type="spellEnd"/>
@@ -881,8 +835,6 @@
       <w:r>
         <w:t>)</w:t>
       </w:r>
-      <w:bookmarkStart w:id="0" w:name="_GoBack"/>
-      <w:bookmarkEnd w:id="0"/>
     </w:p>
     <w:p>
       <w:pPr>
@@ -937,13 +889,15 @@
     <w:p>
       <w:pPr>
         <w:pStyle w:val="a8"/>
-        <w:numPr>
-          <w:ilvl w:val="0"/>
-          <w:numId w:val="17"/>
-        </w:numPr>
-      </w:pPr>
-      <w:proofErr w:type="spellStart"/>
-      <w:r>
+        <w:rPr>
+          <w:b/>
+        </w:rPr>
+      </w:pPr>
+      <w:proofErr w:type="spellStart"/>
+      <w:r>
+        <w:rPr>
+          <w:b/>
+        </w:rPr>
         <w:t>Publisher</w:t>
       </w:r>
       <w:proofErr w:type="spellEnd"/>
@@ -1399,6 +1353,14 @@
     </w:p>
     <w:p>
       <w:pPr>
+        <w:pStyle w:val="a7"/>
+      </w:pPr>
+      <w:r>
+        <w:t>Склад и наличие</w:t>
+      </w:r>
+    </w:p>
+    <w:p>
+      <w:pPr>
         <w:pStyle w:val="a8"/>
         <w:rPr>
           <w:b/>
@@ -1562,36 +1524,24 @@
           <w:ilvl w:val="0"/>
           <w:numId w:val="18"/>
         </w:numPr>
-      </w:pPr>
-      <w:proofErr w:type="spellStart"/>
-      <w:r>
+        <w:rPr>
+          <w:lang w:val="en-US"/>
+        </w:rPr>
+      </w:pPr>
+      <w:proofErr w:type="spellStart"/>
+      <w:r>
+        <w:rPr>
+          <w:lang w:val="en-US"/>
+        </w:rPr>
         <w:t>low_stock_threshold</w:t>
       </w:r>
       <w:proofErr w:type="spellEnd"/>
       <w:r>
-        <w:t xml:space="preserve"> (</w:t>
-      </w:r>
-      <w:proofErr w:type="spellStart"/>
-      <w:r>
-        <w:t>Integer</w:t>
-      </w:r>
-      <w:proofErr w:type="spellEnd"/>
-      <w:r>
-        <w:t xml:space="preserve">) — </w:t>
-      </w:r>
-      <w:proofErr w:type="spellStart"/>
-      <w:r>
-        <w:t>alert</w:t>
-      </w:r>
-      <w:proofErr w:type="spellEnd"/>
-      <w:r>
-        <w:t xml:space="preserve"> </w:t>
-      </w:r>
-      <w:proofErr w:type="spellStart"/>
-      <w:r>
-        <w:t>threshold</w:t>
-      </w:r>
-      <w:proofErr w:type="spellEnd"/>
+        <w:rPr>
+          <w:lang w:val="en-US"/>
+        </w:rPr>
+        <w:t xml:space="preserve"> (Integer) — alert threshold</w:t>
+      </w:r>
     </w:p>
     <w:p>
       <w:pPr>
@@ -1601,11 +1551,22 @@
           <w:color w:val="333333"/>
           <w:sz w:val="28"/>
           <w:szCs w:val="20"/>
-          <w:lang w:val="ru-RU" w:eastAsia="ru-RU"/>
+          <w:lang w:eastAsia="ru-RU"/>
         </w:rPr>
       </w:pPr>
       <w:r>
         <w:br w:type="page"/>
+      </w:r>
+    </w:p>
+    <w:p>
+      <w:pPr>
+        <w:pStyle w:val="a7"/>
+        <w:rPr>
+          <w:lang w:val="en-US"/>
+        </w:rPr>
+      </w:pPr>
+      <w:r>
+        <w:t>Корзина и заказы</w:t>
       </w:r>
     </w:p>
     <w:p>
@@ -1736,13 +1697,15 @@
     <w:p>
       <w:pPr>
         <w:pStyle w:val="a8"/>
-        <w:numPr>
-          <w:ilvl w:val="0"/>
-          <w:numId w:val="19"/>
-        </w:numPr>
-      </w:pPr>
-      <w:proofErr w:type="spellStart"/>
-      <w:r>
+        <w:rPr>
+          <w:b/>
+        </w:rPr>
+      </w:pPr>
+      <w:proofErr w:type="spellStart"/>
+      <w:r>
+        <w:rPr>
+          <w:b/>
+        </w:rPr>
         <w:t>CartItem</w:t>
       </w:r>
       <w:proofErr w:type="spellEnd"/>
@@ -2215,6 +2178,23 @@
     <w:p>
       <w:pPr>
         <w:pStyle w:val="a8"/>
+        <w:ind w:left="1069" w:firstLine="0"/>
+        <w:rPr>
+          <w:b/>
+        </w:rPr>
+      </w:pPr>
+      <w:proofErr w:type="spellStart"/>
+      <w:r>
+        <w:rPr>
+          <w:b/>
+        </w:rPr>
+        <w:t>OrderItem</w:t>
+      </w:r>
+      <w:proofErr w:type="spellEnd"/>
+    </w:p>
+    <w:p>
+      <w:pPr>
+        <w:pStyle w:val="a8"/>
         <w:numPr>
           <w:ilvl w:val="0"/>
           <w:numId w:val="20"/>
@@ -2222,9 +2202,20 @@
       </w:pPr>
       <w:proofErr w:type="spellStart"/>
       <w:r>
-        <w:t>OrderItem</w:t>
-      </w:r>
-      <w:proofErr w:type="spellEnd"/>
+        <w:t>id</w:t>
+      </w:r>
+      <w:proofErr w:type="spellEnd"/>
+      <w:r>
+        <w:t xml:space="preserve"> (</w:t>
+      </w:r>
+      <w:proofErr w:type="spellStart"/>
+      <w:r>
+        <w:t>Integer</w:t>
+      </w:r>
+      <w:proofErr w:type="spellEnd"/>
+      <w:r>
+        <w:t>)</w:t>
+      </w:r>
     </w:p>
     <w:p>
       <w:pPr>
@@ -2236,7 +2227,73 @@
       </w:pPr>
       <w:proofErr w:type="spellStart"/>
       <w:r>
-        <w:t>id</w:t>
+        <w:t>order</w:t>
+      </w:r>
+      <w:proofErr w:type="spellEnd"/>
+      <w:r>
+        <w:t xml:space="preserve"> (</w:t>
+      </w:r>
+      <w:proofErr w:type="spellStart"/>
+      <w:r>
+        <w:t>ForeignKey</w:t>
+      </w:r>
+      <w:proofErr w:type="spellEnd"/>
+      <w:r>
+        <w:t xml:space="preserve"> → </w:t>
+      </w:r>
+      <w:proofErr w:type="spellStart"/>
+      <w:r>
+        <w:t>Order</w:t>
+      </w:r>
+      <w:proofErr w:type="spellEnd"/>
+      <w:r>
+        <w:t>)</w:t>
+      </w:r>
+    </w:p>
+    <w:p>
+      <w:pPr>
+        <w:pStyle w:val="a8"/>
+        <w:numPr>
+          <w:ilvl w:val="0"/>
+          <w:numId w:val="20"/>
+        </w:numPr>
+      </w:pPr>
+      <w:proofErr w:type="spellStart"/>
+      <w:r>
+        <w:t>book</w:t>
+      </w:r>
+      <w:proofErr w:type="spellEnd"/>
+      <w:r>
+        <w:t xml:space="preserve"> (</w:t>
+      </w:r>
+      <w:proofErr w:type="spellStart"/>
+      <w:r>
+        <w:t>ForeignKey</w:t>
+      </w:r>
+      <w:proofErr w:type="spellEnd"/>
+      <w:r>
+        <w:t xml:space="preserve"> → </w:t>
+      </w:r>
+      <w:proofErr w:type="spellStart"/>
+      <w:r>
+        <w:t>Book</w:t>
+      </w:r>
+      <w:proofErr w:type="spellEnd"/>
+      <w:r>
+        <w:t>)</w:t>
+      </w:r>
+    </w:p>
+    <w:p>
+      <w:pPr>
+        <w:pStyle w:val="a8"/>
+        <w:numPr>
+          <w:ilvl w:val="0"/>
+          <w:numId w:val="20"/>
+        </w:numPr>
+      </w:pPr>
+      <w:proofErr w:type="spellStart"/>
+      <w:r>
+        <w:t>quantity</w:t>
       </w:r>
       <w:proofErr w:type="spellEnd"/>
       <w:r>
@@ -2261,97 +2318,6 @@
       </w:pPr>
       <w:proofErr w:type="spellStart"/>
       <w:r>
-        <w:t>order</w:t>
-      </w:r>
-      <w:proofErr w:type="spellEnd"/>
-      <w:r>
-        <w:t xml:space="preserve"> (</w:t>
-      </w:r>
-      <w:proofErr w:type="spellStart"/>
-      <w:r>
-        <w:t>ForeignKey</w:t>
-      </w:r>
-      <w:proofErr w:type="spellEnd"/>
-      <w:r>
-        <w:t xml:space="preserve"> → </w:t>
-      </w:r>
-      <w:proofErr w:type="spellStart"/>
-      <w:r>
-        <w:t>Order</w:t>
-      </w:r>
-      <w:proofErr w:type="spellEnd"/>
-      <w:r>
-        <w:t>)</w:t>
-      </w:r>
-    </w:p>
-    <w:p>
-      <w:pPr>
-        <w:pStyle w:val="a8"/>
-        <w:numPr>
-          <w:ilvl w:val="0"/>
-          <w:numId w:val="20"/>
-        </w:numPr>
-      </w:pPr>
-      <w:proofErr w:type="spellStart"/>
-      <w:r>
-        <w:t>book</w:t>
-      </w:r>
-      <w:proofErr w:type="spellEnd"/>
-      <w:r>
-        <w:t xml:space="preserve"> (</w:t>
-      </w:r>
-      <w:proofErr w:type="spellStart"/>
-      <w:r>
-        <w:t>ForeignKey</w:t>
-      </w:r>
-      <w:proofErr w:type="spellEnd"/>
-      <w:r>
-        <w:t xml:space="preserve"> → </w:t>
-      </w:r>
-      <w:proofErr w:type="spellStart"/>
-      <w:r>
-        <w:t>Book</w:t>
-      </w:r>
-      <w:proofErr w:type="spellEnd"/>
-      <w:r>
-        <w:t>)</w:t>
-      </w:r>
-    </w:p>
-    <w:p>
-      <w:pPr>
-        <w:pStyle w:val="a8"/>
-        <w:numPr>
-          <w:ilvl w:val="0"/>
-          <w:numId w:val="20"/>
-        </w:numPr>
-      </w:pPr>
-      <w:proofErr w:type="spellStart"/>
-      <w:r>
-        <w:t>quantity</w:t>
-      </w:r>
-      <w:proofErr w:type="spellEnd"/>
-      <w:r>
-        <w:t xml:space="preserve"> (</w:t>
-      </w:r>
-      <w:proofErr w:type="spellStart"/>
-      <w:r>
-        <w:t>Integer</w:t>
-      </w:r>
-      <w:proofErr w:type="spellEnd"/>
-      <w:r>
-        <w:t>)</w:t>
-      </w:r>
-    </w:p>
-    <w:p>
-      <w:pPr>
-        <w:pStyle w:val="a8"/>
-        <w:numPr>
-          <w:ilvl w:val="0"/>
-          <w:numId w:val="20"/>
-        </w:numPr>
-      </w:pPr>
-      <w:proofErr w:type="spellStart"/>
-      <w:r>
         <w:t>price_at_time</w:t>
       </w:r>
       <w:proofErr w:type="spellEnd"/>
@@ -2365,6 +2331,14 @@
       <w:proofErr w:type="spellEnd"/>
       <w:r>
         <w:t>)</w:t>
+      </w:r>
+    </w:p>
+    <w:p>
+      <w:pPr>
+        <w:pStyle w:val="a7"/>
+      </w:pPr>
+      <w:r>
+        <w:t>Отзывы и рейтинг</w:t>
       </w:r>
     </w:p>
     <w:p>
@@ -2597,6 +2571,14 @@
       <w:proofErr w:type="spellEnd"/>
       <w:r>
         <w:t>)</w:t>
+      </w:r>
+    </w:p>
+    <w:p>
+      <w:pPr>
+        <w:pStyle w:val="a7"/>
+      </w:pPr>
+      <w:r>
+        <w:t>Сервисные сущности</w:t>
       </w:r>
     </w:p>
     <w:p>
